--- a/Marcelo_Salcedo_Taller_React_Formularios_LocalStorage_IA (1).docx
+++ b/Marcelo_Salcedo_Taller_React_Formularios_LocalStorage_IA (1).docx
@@ -12888,7 +12888,7 @@
 </file>
 
 <file path=customXml/itemProps1.xml><?xml version="1.0" encoding="utf-8"?>
-<ds:datastoreItem xmlns:ds="http://schemas.openxmlformats.org/officeDocument/2006/customXml" ds:itemID="{F2A98AC0-9D4A-4C4B-827E-6EA808DA4AC3}">
+<ds:datastoreItem xmlns:ds="http://schemas.openxmlformats.org/officeDocument/2006/customXml" ds:itemID="{823E7771-24C1-456A-8918-A762ED89FE52}">
   <ds:schemaRefs>
     <ds:schemaRef ds:uri="http://schemas.openxmlformats.org/officeDocument/2006/bibliography"/>
   </ds:schemaRefs>
